--- a/基于Spring Cloud的校园兼职平台的设计与实现-4月20.docx
+++ b/基于Spring Cloud的校园兼职平台的设计与实现-4月20.docx
@@ -12566,7 +12566,7 @@
         <ns0:lastRenderedPageBreak/>
         <ns0:drawing>
           <ns4:inline distT="0" distB="0" distL="0" distR="0" ns5:anchorId="2A9CDE44" ns5:editId="2A08D9DC">
-            <ns4:extent cx="3619500" cy="2558211"/>
+            <ns4:extent cx="5040000" cy="1452090"/>
             <ns4:effectExtent l="0" t="0" r="0" b="0"/>
             <ns4:docPr id="28" name="Picture 28"/>
             <ns4:cNvGraphicFramePr>
@@ -12588,7 +12588,7 @@
                   <ns7:spPr>
                     <ns6:xfrm>
                       <ns6:off x="0" y="0"/>
-                      <ns6:ext cx="3648618" cy="2578791"/>
+                      <ns6:ext cx="9256776" cy="2667000"/>
                     </ns6:xfrm>
                     <ns6:prstGeom prst="rect">
                       <ns6:avLst/>
